--- a/docs/academics/software-engineering/se322/extra-resources/activity/unsolved/activity-4.docx
+++ b/docs/academics/software-engineering/se322/extra-resources/activity/unsolved/activity-4.docx
@@ -1,6 +1,6 @@
 
 <file path=word/document.xml><?xml version="1.0" encoding="utf-8"?>
-<w:document xmlns:wpc="http://schemas.microsoft.com/office/word/2010/wordprocessingCanvas" xmlns:cx="http://schemas.microsoft.com/office/drawing/2014/chartex" xmlns:cx1="http://schemas.microsoft.com/office/drawing/2015/9/8/chartex" xmlns:cx2="http://schemas.microsoft.com/office/drawing/2015/10/21/chartex" xmlns:cx3="http://schemas.microsoft.com/office/drawing/2016/5/9/chartex" xmlns:cx4="http://schemas.microsoft.com/office/drawing/2016/5/10/chartex" xmlns:cx5="http://schemas.microsoft.com/office/drawing/2016/5/11/chartex" xmlns:cx6="http://schemas.microsoft.com/office/drawing/2016/5/12/chartex" xmlns:cx7="http://schemas.microsoft.com/office/drawing/2016/5/13/chartex" xmlns:cx8="http://schemas.microsoft.com/office/drawing/2016/5/14/chartex" xmlns:mc="http://schemas.openxmlformats.org/markup-compatibility/2006" xmlns:aink="http://schemas.microsoft.com/office/drawing/2016/ink" xmlns:am3d="http://schemas.microsoft.com/office/drawing/2017/model3d" xmlns:o="urn:schemas-microsoft-com:office:office" xmlns:oel="http://schemas.microsoft.com/office/2019/extlst" xmlns:r="http://schemas.openxmlformats.org/officeDocument/2006/relationships" xmlns:m="http://schemas.openxmlformats.org/officeDocument/2006/math" xmlns:v="urn:schemas-microsoft-com:vml" xmlns:wp14="http://schemas.microsoft.com/office/word/2010/wordprocessingDrawing" xmlns:wp="http://schemas.openxmlformats.org/drawingml/2006/wordprocessingDrawing" xmlns:w10="urn:schemas-microsoft-com:office:word" xmlns:w="http://schemas.openxmlformats.org/wordprocessingml/2006/main" xmlns:w14="http://schemas.microsoft.com/office/word/2010/wordml" xmlns:w15="http://schemas.microsoft.com/office/word/2012/wordml" xmlns:w16cex="http://schemas.microsoft.com/office/word/2018/wordml/cex" xmlns:w16cid="http://schemas.microsoft.com/office/word/2016/wordml/cid" xmlns:w16="http://schemas.microsoft.com/office/word/2018/wordml" xmlns:w16du="http://schemas.microsoft.com/office/word/2023/wordml/word16du" xmlns:w16sdtdh="http://schemas.microsoft.com/office/word/2020/wordml/sdtdatahash" xmlns:w16sdtfl="http://schemas.microsoft.com/office/word/2024/wordml/sdtformatlock" xmlns:w16se="http://schemas.microsoft.com/office/word/2015/wordml/symex" xmlns:wpg="http://schemas.microsoft.com/office/word/2010/wordprocessingGroup" xmlns:wpi="http://schemas.microsoft.com/office/word/2010/wordprocessingInk" xmlns:wne="http://schemas.microsoft.com/office/word/2006/wordml" xmlns:wps="http://schemas.microsoft.com/office/word/2010/wordprocessingShape" mc:Ignorable="w14 w15 w16se w16cid w16 w16cex w16sdtdh w16sdtfl w16du wp14">
+<w:document xmlns:wpc="http://schemas.microsoft.com/office/word/2010/wordprocessingCanvas" xmlns:cx="http://schemas.microsoft.com/office/drawing/2014/chartex" xmlns:cx1="http://schemas.microsoft.com/office/drawing/2015/9/8/chartex" xmlns:cx2="http://schemas.microsoft.com/office/drawing/2015/10/21/chartex" xmlns:cx3="http://schemas.microsoft.com/office/drawing/2016/5/9/chartex" xmlns:cx4="http://schemas.microsoft.com/office/drawing/2016/5/10/chartex" xmlns:cx5="http://schemas.microsoft.com/office/drawing/2016/5/11/chartex" xmlns:cx6="http://schemas.microsoft.com/office/drawing/2016/5/12/chartex" xmlns:cx7="http://schemas.microsoft.com/office/drawing/2016/5/13/chartex" xmlns:cx8="http://schemas.microsoft.com/office/drawing/2016/5/14/chartex" xmlns:mc="http://schemas.openxmlformats.org/markup-compatibility/2006" xmlns:m="http://schemas.openxmlformats.org/officeDocument/2006/math" xmlns:aink="http://schemas.microsoft.com/office/drawing/2016/ink" xmlns:am3d="http://schemas.microsoft.com/office/drawing/2017/model3d" xmlns:oel="http://schemas.microsoft.com/office/2019/extlst" xmlns:r="http://schemas.openxmlformats.org/officeDocument/2006/relationships" xmlns:wp14="http://schemas.microsoft.com/office/word/2010/wordprocessingDrawing" xmlns:wp="http://schemas.openxmlformats.org/drawingml/2006/wordprocessingDrawing" xmlns:wpg="http://schemas.microsoft.com/office/word/2010/wordprocessingGroup" xmlns:wpi="http://schemas.microsoft.com/office/word/2010/wordprocessingInk" xmlns:wps="http://schemas.microsoft.com/office/word/2010/wordprocessingShape" xmlns:o="urn:schemas-microsoft-com:office:office" xmlns:v="urn:schemas-microsoft-com:vml" xmlns:w10="urn:schemas-microsoft-com:office:word" xmlns:w="http://schemas.openxmlformats.org/wordprocessingml/2006/main" xmlns:w14="http://schemas.microsoft.com/office/word/2010/wordml" xmlns:w15="http://schemas.microsoft.com/office/word/2012/wordml" xmlns:w16cex="http://schemas.microsoft.com/office/word/2018/wordml/cex" xmlns:w16cid="http://schemas.microsoft.com/office/word/2016/wordml/cid" xmlns:w16="http://schemas.microsoft.com/office/word/2018/wordml" xmlns:w16sdtdh="http://schemas.microsoft.com/office/word/2020/wordml/sdtdatahash" xmlns:w16sdtfl="http://schemas.microsoft.com/office/word/2024/wordml/sdtformatlock" xmlns:w16se="http://schemas.microsoft.com/office/word/2015/wordml/symex" xmlns:w16du="http://schemas.microsoft.com/office/word/2023/wordml/word16du" xmlns:wne="http://schemas.microsoft.com/office/word/2006/wordml" mc:Ignorable="w14 w15 w16se w16cid w16 w16cex w16sdtdh w16sdtfl w16du wp14">
   <w:body>
     <w:p>
       <w:pPr>
@@ -620,8 +620,19 @@
           <w:bCs/>
           <w:color w:val="4472C4" w:themeColor="accent1"/>
         </w:rPr>
-        <w:t>Question1 :</w:t>
-      </w:r>
+        <w:t>Question</w:t>
+      </w:r>
+      <w:proofErr w:type="gramStart"/>
+      <w:r>
+        <w:rPr>
+          <w:rFonts w:asciiTheme="majorBidi" w:hAnsiTheme="majorBidi" w:cstheme="majorBidi"/>
+          <w:b/>
+          <w:bCs/>
+          <w:color w:val="4472C4" w:themeColor="accent1"/>
+        </w:rPr>
+        <w:t>1 :</w:t>
+      </w:r>
+      <w:proofErr w:type="gramEnd"/>
     </w:p>
     <w:p>
       <w:pPr>
@@ -667,7 +678,21 @@
         <w:rPr>
           <w:rFonts w:asciiTheme="majorBidi" w:hAnsiTheme="majorBidi" w:cstheme="majorBidi"/>
         </w:rPr>
-        <w:t>If the required amount is greater than the available balance, it displays an appropriate error message. Otherwise it tests whether sufficient cash is available in the cash dispenser. If there is insufficient cash in the cash dispenser, it displays an appropriate error message.</w:t>
+        <w:t xml:space="preserve">If the required amount is greater than the available balance, it displays an appropriate error message. </w:t>
+      </w:r>
+      <w:proofErr w:type="gramStart"/>
+      <w:r>
+        <w:rPr>
+          <w:rFonts w:asciiTheme="majorBidi" w:hAnsiTheme="majorBidi" w:cstheme="majorBidi"/>
+        </w:rPr>
+        <w:t>Otherwise</w:t>
+      </w:r>
+      <w:proofErr w:type="gramEnd"/>
+      <w:r>
+        <w:rPr>
+          <w:rFonts w:asciiTheme="majorBidi" w:hAnsiTheme="majorBidi" w:cstheme="majorBidi"/>
+        </w:rPr>
+        <w:t xml:space="preserve"> it tests whether sufficient cash is available in the cash dispenser. If there is insufficient cash in the cash dispenser, it displays an appropriate error message.</w:t>
       </w:r>
       <w:r>
         <w:rPr>
@@ -709,7 +734,21 @@
         <w:rPr>
           <w:rFonts w:asciiTheme="majorBidi" w:hAnsiTheme="majorBidi" w:cstheme="majorBidi"/>
         </w:rPr>
-        <w:t xml:space="preserve">repare a  Use Case scenario to document the Withdraw cash use case in the ATM System as described above </w:t>
+        <w:t xml:space="preserve">repare </w:t>
+      </w:r>
+      <w:proofErr w:type="gramStart"/>
+      <w:r>
+        <w:rPr>
+          <w:rFonts w:asciiTheme="majorBidi" w:hAnsiTheme="majorBidi" w:cstheme="majorBidi"/>
+        </w:rPr>
+        <w:t>a  Use</w:t>
+      </w:r>
+      <w:proofErr w:type="gramEnd"/>
+      <w:r>
+        <w:rPr>
+          <w:rFonts w:asciiTheme="majorBidi" w:hAnsiTheme="majorBidi" w:cstheme="majorBidi"/>
+        </w:rPr>
+        <w:t xml:space="preserve"> Case scenario to document the Withdraw cash use case in the ATM System as described above </w:t>
       </w:r>
     </w:p>
     <w:p>
@@ -752,6 +791,124 @@
           <w:rFonts w:asciiTheme="majorBidi" w:hAnsiTheme="majorBidi" w:cstheme="majorBidi"/>
         </w:rPr>
         <w:t xml:space="preserve">Create sequence diagram for the Withdraw cash in the ATM System as described above </w:t>
+      </w:r>
+    </w:p>
+    <w:p>
+      <w:pPr>
+        <w:autoSpaceDE w:val="0"/>
+        <w:autoSpaceDN w:val="0"/>
+        <w:adjustRightInd w:val="0"/>
+        <w:jc w:val="center"/>
+        <w:rPr>
+          <w:rFonts w:asciiTheme="majorBidi" w:hAnsiTheme="majorBidi" w:cstheme="majorBidi"/>
+        </w:rPr>
+      </w:pPr>
+      <w:r>
+        <w:rPr>
+          <w:rFonts w:asciiTheme="majorBidi" w:hAnsiTheme="majorBidi" w:cstheme="majorBidi"/>
+          <w:noProof/>
+        </w:rPr>
+        <w:lastRenderedPageBreak/>
+        <w:drawing>
+          <wp:inline distT="0" distB="0" distL="0" distR="0" wp14:anchorId="1111B872" wp14:editId="1458DB79">
+            <wp:extent cx="2932771" cy="5577214"/>
+            <wp:effectExtent l="0" t="0" r="1270" b="0"/>
+            <wp:docPr id="654986814" name="Picture 1"/>
+            <wp:cNvGraphicFramePr>
+              <a:graphicFrameLocks xmlns:a="http://schemas.openxmlformats.org/drawingml/2006/main" noChangeAspect="1"/>
+            </wp:cNvGraphicFramePr>
+            <a:graphic xmlns:a="http://schemas.openxmlformats.org/drawingml/2006/main">
+              <a:graphicData uri="http://schemas.openxmlformats.org/drawingml/2006/picture">
+                <pic:pic xmlns:pic="http://schemas.openxmlformats.org/drawingml/2006/picture">
+                  <pic:nvPicPr>
+                    <pic:cNvPr id="654986814" name="Picture 654986814"/>
+                    <pic:cNvPicPr/>
+                  </pic:nvPicPr>
+                  <pic:blipFill>
+                    <a:blip r:embed="rId8" cstate="print">
+                      <a:extLst>
+                        <a:ext uri="{28A0092B-C50C-407E-A947-70E740481C1C}">
+                          <a14:useLocalDpi xmlns:a14="http://schemas.microsoft.com/office/drawing/2010/main" val="0"/>
+                        </a:ext>
+                      </a:extLst>
+                    </a:blip>
+                    <a:stretch>
+                      <a:fillRect/>
+                    </a:stretch>
+                  </pic:blipFill>
+                  <pic:spPr>
+                    <a:xfrm>
+                      <a:off x="0" y="0"/>
+                      <a:ext cx="2934164" cy="5579863"/>
+                    </a:xfrm>
+                    <a:prstGeom prst="rect">
+                      <a:avLst/>
+                    </a:prstGeom>
+                  </pic:spPr>
+                </pic:pic>
+              </a:graphicData>
+            </a:graphic>
+          </wp:inline>
+        </w:drawing>
+      </w:r>
+    </w:p>
+    <w:p>
+      <w:pPr>
+        <w:autoSpaceDE w:val="0"/>
+        <w:autoSpaceDN w:val="0"/>
+        <w:adjustRightInd w:val="0"/>
+        <w:jc w:val="center"/>
+        <w:rPr>
+          <w:rFonts w:asciiTheme="majorBidi" w:hAnsiTheme="majorBidi" w:cstheme="majorBidi"/>
+        </w:rPr>
+      </w:pPr>
+      <w:r>
+        <w:rPr>
+          <w:rFonts w:asciiTheme="majorBidi" w:hAnsiTheme="majorBidi" w:cstheme="majorBidi"/>
+          <w:noProof/>
+        </w:rPr>
+        <w:lastRenderedPageBreak/>
+        <w:drawing>
+          <wp:inline distT="0" distB="0" distL="0" distR="0" wp14:anchorId="00C38B5A" wp14:editId="6291F45F">
+            <wp:extent cx="5943600" cy="6604635"/>
+            <wp:effectExtent l="0" t="0" r="0" b="0"/>
+            <wp:docPr id="2076219608" name="Picture 3"/>
+            <wp:cNvGraphicFramePr>
+              <a:graphicFrameLocks xmlns:a="http://schemas.openxmlformats.org/drawingml/2006/main" noChangeAspect="1"/>
+            </wp:cNvGraphicFramePr>
+            <a:graphic xmlns:a="http://schemas.openxmlformats.org/drawingml/2006/main">
+              <a:graphicData uri="http://schemas.openxmlformats.org/drawingml/2006/picture">
+                <pic:pic xmlns:pic="http://schemas.openxmlformats.org/drawingml/2006/picture">
+                  <pic:nvPicPr>
+                    <pic:cNvPr id="2076219608" name="Picture 2076219608"/>
+                    <pic:cNvPicPr/>
+                  </pic:nvPicPr>
+                  <pic:blipFill>
+                    <a:blip r:embed="rId9" cstate="print">
+                      <a:extLst>
+                        <a:ext uri="{28A0092B-C50C-407E-A947-70E740481C1C}">
+                          <a14:useLocalDpi xmlns:a14="http://schemas.microsoft.com/office/drawing/2010/main" val="0"/>
+                        </a:ext>
+                      </a:extLst>
+                    </a:blip>
+                    <a:stretch>
+                      <a:fillRect/>
+                    </a:stretch>
+                  </pic:blipFill>
+                  <pic:spPr>
+                    <a:xfrm>
+                      <a:off x="0" y="0"/>
+                      <a:ext cx="5943600" cy="6604635"/>
+                    </a:xfrm>
+                    <a:prstGeom prst="rect">
+                      <a:avLst/>
+                    </a:prstGeom>
+                  </pic:spPr>
+                </pic:pic>
+              </a:graphicData>
+            </a:graphic>
+          </wp:inline>
+        </w:drawing>
       </w:r>
     </w:p>
     <w:sectPr>
@@ -765,7 +922,7 @@
 </file>
 
 <file path=word/numbering.xml><?xml version="1.0" encoding="utf-8"?>
-<w:numbering xmlns:wpc="http://schemas.microsoft.com/office/word/2010/wordprocessingCanvas" xmlns:cx="http://schemas.microsoft.com/office/drawing/2014/chartex" xmlns:cx1="http://schemas.microsoft.com/office/drawing/2015/9/8/chartex" xmlns:cx2="http://schemas.microsoft.com/office/drawing/2015/10/21/chartex" xmlns:cx3="http://schemas.microsoft.com/office/drawing/2016/5/9/chartex" xmlns:cx4="http://schemas.microsoft.com/office/drawing/2016/5/10/chartex" xmlns:cx5="http://schemas.microsoft.com/office/drawing/2016/5/11/chartex" xmlns:cx6="http://schemas.microsoft.com/office/drawing/2016/5/12/chartex" xmlns:cx7="http://schemas.microsoft.com/office/drawing/2016/5/13/chartex" xmlns:cx8="http://schemas.microsoft.com/office/drawing/2016/5/14/chartex" xmlns:mc="http://schemas.openxmlformats.org/markup-compatibility/2006" xmlns:aink="http://schemas.microsoft.com/office/drawing/2016/ink" xmlns:am3d="http://schemas.microsoft.com/office/drawing/2017/model3d" xmlns:o="urn:schemas-microsoft-com:office:office" xmlns:oel="http://schemas.microsoft.com/office/2019/extlst" xmlns:r="http://schemas.openxmlformats.org/officeDocument/2006/relationships" xmlns:m="http://schemas.openxmlformats.org/officeDocument/2006/math" xmlns:v="urn:schemas-microsoft-com:vml" xmlns:wp14="http://schemas.microsoft.com/office/word/2010/wordprocessingDrawing" xmlns:wp="http://schemas.openxmlformats.org/drawingml/2006/wordprocessingDrawing" xmlns:w10="urn:schemas-microsoft-com:office:word" xmlns:w="http://schemas.openxmlformats.org/wordprocessingml/2006/main" xmlns:w14="http://schemas.microsoft.com/office/word/2010/wordml" xmlns:w15="http://schemas.microsoft.com/office/word/2012/wordml" xmlns:w16cex="http://schemas.microsoft.com/office/word/2018/wordml/cex" xmlns:w16cid="http://schemas.microsoft.com/office/word/2016/wordml/cid" xmlns:w16="http://schemas.microsoft.com/office/word/2018/wordml" xmlns:w16du="http://schemas.microsoft.com/office/word/2023/wordml/word16du" xmlns:w16sdtdh="http://schemas.microsoft.com/office/word/2020/wordml/sdtdatahash" xmlns:w16sdtfl="http://schemas.microsoft.com/office/word/2024/wordml/sdtformatlock" xmlns:w16se="http://schemas.microsoft.com/office/word/2015/wordml/symex" xmlns:wpg="http://schemas.microsoft.com/office/word/2010/wordprocessingGroup" xmlns:wpi="http://schemas.microsoft.com/office/word/2010/wordprocessingInk" xmlns:wne="http://schemas.microsoft.com/office/word/2006/wordml" xmlns:wps="http://schemas.microsoft.com/office/word/2010/wordprocessingShape" mc:Ignorable="w14 w15 w16se w16cid w16 w16cex w16sdtdh w16sdtfl w16du wp14">
+<w:numbering xmlns:wpc="http://schemas.microsoft.com/office/word/2010/wordprocessingCanvas" xmlns:cx="http://schemas.microsoft.com/office/drawing/2014/chartex" xmlns:cx1="http://schemas.microsoft.com/office/drawing/2015/9/8/chartex" xmlns:cx2="http://schemas.microsoft.com/office/drawing/2015/10/21/chartex" xmlns:cx3="http://schemas.microsoft.com/office/drawing/2016/5/9/chartex" xmlns:cx4="http://schemas.microsoft.com/office/drawing/2016/5/10/chartex" xmlns:cx5="http://schemas.microsoft.com/office/drawing/2016/5/11/chartex" xmlns:cx6="http://schemas.microsoft.com/office/drawing/2016/5/12/chartex" xmlns:cx7="http://schemas.microsoft.com/office/drawing/2016/5/13/chartex" xmlns:cx8="http://schemas.microsoft.com/office/drawing/2016/5/14/chartex" xmlns:mc="http://schemas.openxmlformats.org/markup-compatibility/2006" xmlns:m="http://schemas.openxmlformats.org/officeDocument/2006/math" xmlns:aink="http://schemas.microsoft.com/office/drawing/2016/ink" xmlns:am3d="http://schemas.microsoft.com/office/drawing/2017/model3d" xmlns:oel="http://schemas.microsoft.com/office/2019/extlst" xmlns:r="http://schemas.openxmlformats.org/officeDocument/2006/relationships" xmlns:wp14="http://schemas.microsoft.com/office/word/2010/wordprocessingDrawing" xmlns:wp="http://schemas.openxmlformats.org/drawingml/2006/wordprocessingDrawing" xmlns:wpg="http://schemas.microsoft.com/office/word/2010/wordprocessingGroup" xmlns:wpi="http://schemas.microsoft.com/office/word/2010/wordprocessingInk" xmlns:wps="http://schemas.microsoft.com/office/word/2010/wordprocessingShape" xmlns:o="urn:schemas-microsoft-com:office:office" xmlns:v="urn:schemas-microsoft-com:vml" xmlns:w10="urn:schemas-microsoft-com:office:word" xmlns:w="http://schemas.openxmlformats.org/wordprocessingml/2006/main" xmlns:w14="http://schemas.microsoft.com/office/word/2010/wordml" xmlns:w15="http://schemas.microsoft.com/office/word/2012/wordml" xmlns:w16cex="http://schemas.microsoft.com/office/word/2018/wordml/cex" xmlns:w16cid="http://schemas.microsoft.com/office/word/2016/wordml/cid" xmlns:w16="http://schemas.microsoft.com/office/word/2018/wordml" xmlns:w16sdtdh="http://schemas.microsoft.com/office/word/2020/wordml/sdtdatahash" xmlns:w16sdtfl="http://schemas.microsoft.com/office/word/2024/wordml/sdtformatlock" xmlns:w16se="http://schemas.microsoft.com/office/word/2015/wordml/symex" xmlns:w16du="http://schemas.microsoft.com/office/word/2023/wordml/word16du" xmlns:wne="http://schemas.microsoft.com/office/word/2006/wordml" mc:Ignorable="w14 w15 w16se w16cid w16 w16cex w16sdtdh w16sdtfl w16du wp14">
   <w:abstractNum w:abstractNumId="0" w15:restartNumberingAfterBreak="0">
     <w:nsid w:val="0675643F"/>
     <w:multiLevelType w:val="multilevel"/>
@@ -1429,7 +1586,7 @@
 </file>
 
 <file path=word/styles.xml><?xml version="1.0" encoding="utf-8"?>
-<w:styles xmlns:mc="http://schemas.openxmlformats.org/markup-compatibility/2006" xmlns:r="http://schemas.openxmlformats.org/officeDocument/2006/relationships" xmlns:w="http://schemas.openxmlformats.org/wordprocessingml/2006/main" xmlns:w14="http://schemas.microsoft.com/office/word/2010/wordml" xmlns:w15="http://schemas.microsoft.com/office/word/2012/wordml" xmlns:w16cex="http://schemas.microsoft.com/office/word/2018/wordml/cex" xmlns:w16cid="http://schemas.microsoft.com/office/word/2016/wordml/cid" xmlns:w16="http://schemas.microsoft.com/office/word/2018/wordml" xmlns:w16du="http://schemas.microsoft.com/office/word/2023/wordml/word16du" xmlns:w16sdtdh="http://schemas.microsoft.com/office/word/2020/wordml/sdtdatahash" xmlns:w16sdtfl="http://schemas.microsoft.com/office/word/2024/wordml/sdtformatlock" xmlns:w16se="http://schemas.microsoft.com/office/word/2015/wordml/symex" mc:Ignorable="w14 w15 w16se w16cid w16 w16cex w16sdtdh w16sdtfl w16du">
+<w:styles xmlns:mc="http://schemas.openxmlformats.org/markup-compatibility/2006" xmlns:r="http://schemas.openxmlformats.org/officeDocument/2006/relationships" xmlns:w="http://schemas.openxmlformats.org/wordprocessingml/2006/main" xmlns:w14="http://schemas.microsoft.com/office/word/2010/wordml" xmlns:w15="http://schemas.microsoft.com/office/word/2012/wordml" xmlns:w16cex="http://schemas.microsoft.com/office/word/2018/wordml/cex" xmlns:w16cid="http://schemas.microsoft.com/office/word/2016/wordml/cid" xmlns:w16="http://schemas.microsoft.com/office/word/2018/wordml" xmlns:w16sdtdh="http://schemas.microsoft.com/office/word/2020/wordml/sdtdatahash" xmlns:w16sdtfl="http://schemas.microsoft.com/office/word/2024/wordml/sdtformatlock" xmlns:w16se="http://schemas.microsoft.com/office/word/2015/wordml/symex" xmlns:w16du="http://schemas.microsoft.com/office/word/2023/wordml/word16du" mc:Ignorable="w14 w15 w16se w16cid w16 w16cex w16sdtdh w16sdtfl w16du">
   <w:docDefaults>
     <w:rPrDefault>
       <w:rPr>
